--- a/Dossier_E5 Laravel.docx
+++ b/Dossier_E5 Laravel.docx
@@ -4,34 +4,42 @@
   <w:body>
     <w:p>
       <w:pPr>
-        <w:spacing w:before="75"/>
-        <w:ind w:left="115"/>
-        <w:rPr>
-          <w:rFonts w:ascii="Trebuchet MS" w:hAnsi="Trebuchet MS"/>
-          <w:spacing w:val="-6"/>
-          <w:sz w:val="24"/>
-        </w:rPr>
-      </w:pPr>
-      <w:r>
-        <w:rPr>
-          <w:rFonts w:ascii="Trebuchet MS" w:hAnsi="Trebuchet MS"/>
-          <w:spacing w:val="-6"/>
-          <w:position w:val="-6"/>
-          <w:sz w:val="24"/>
-        </w:rPr>
-        <w:t>Lise THUILLIER</w:t>
-      </w:r>
-    </w:p>
-    <w:p>
-      <w:pPr>
         <w:pStyle w:val="Corpsdetexte"/>
         <w:spacing w:before="255"/>
         <w:rPr>
           <w:rFonts w:ascii="Trebuchet MS" w:hAnsi="Trebuchet MS"/>
           <w:b w:val="0"/>
-          <w:sz w:val="72"/>
-        </w:rPr>
-      </w:pPr>
+          <w:sz w:val="24"/>
+          <w:szCs w:val="24"/>
+        </w:rPr>
+      </w:pPr>
+      <w:r>
+        <w:rPr>
+          <w:rFonts w:ascii="Trebuchet MS" w:hAnsi="Trebuchet MS"/>
+          <w:b w:val="0"/>
+          <w:sz w:val="24"/>
+          <w:szCs w:val="24"/>
+        </w:rPr>
+        <w:t xml:space="preserve">Morel </w:t>
+      </w:r>
+      <w:r>
+        <w:rPr>
+          <w:rFonts w:ascii="Trebuchet MS" w:hAnsi="Trebuchet MS"/>
+          <w:b w:val="0"/>
+          <w:sz w:val="24"/>
+          <w:szCs w:val="24"/>
+        </w:rPr>
+        <w:t>M</w:t>
+      </w:r>
+      <w:r>
+        <w:rPr>
+          <w:rFonts w:ascii="Trebuchet MS" w:hAnsi="Trebuchet MS"/>
+          <w:b w:val="0"/>
+          <w:sz w:val="24"/>
+          <w:szCs w:val="24"/>
+        </w:rPr>
+        <w:t>axence</w:t>
+      </w:r>
     </w:p>
     <w:p>
       <w:pPr>
@@ -1195,7 +1203,7 @@
                 <w:spacing w:val="-7"/>
                 <w:sz w:val="20"/>
               </w:rPr>
-              <w:t>Thuillier Lise</w:t>
+              <w:t>Morel Maxence</w:t>
             </w:r>
           </w:p>
         </w:tc>
@@ -1801,13 +1809,6 @@
               </w:rPr>
               <w:t xml:space="preserve"> </w:t>
             </w:r>
-            <w:r>
-              <w:rPr>
-                <w:spacing w:val="-2"/>
-                <w:sz w:val="24"/>
-              </w:rPr>
-              <w:t>(alternance)</w:t>
-            </w:r>
           </w:p>
         </w:tc>
       </w:tr>
@@ -3999,12 +4000,15 @@
           <w:p>
             <w:pPr>
               <w:pStyle w:val="TableParagraph"/>
-              <w:spacing w:line="225" w:lineRule="exact"/>
-              <w:ind w:left="4"/>
-              <w:rPr>
-                <w:rFonts w:ascii="Arial" w:hAnsi="Arial"/>
-                <w:b/>
-                <w:sz w:val="20"/>
+              <w:tabs>
+                <w:tab w:val="left" w:pos="724"/>
+              </w:tabs>
+              <w:spacing w:line="232" w:lineRule="exact"/>
+              <w:ind w:left="724"/>
+              <w:rPr>
+                <w:rFonts w:ascii="Arial" w:hAnsi="Arial"/>
+                <w:b/>
+                <w:sz w:val="13"/>
               </w:rPr>
             </w:pPr>
           </w:p>
@@ -4025,45 +4029,6 @@
                 <w:sz w:val="13"/>
               </w:rPr>
             </w:pPr>
-            <w:hyperlink r:id="rId9">
-              <w:r>
-                <w:rPr>
-                  <w:rFonts w:ascii="Arial" w:hAnsi="Arial" w:cs="Arial"/>
-                  <w:bCs/>
-                  <w:spacing w:val="-2"/>
-                </w:rPr>
-                <w:t xml:space="preserve">Portfolio : </w:t>
-              </w:r>
-            </w:hyperlink>
-            <w:r>
-              <w:t xml:space="preserve"> </w:t>
-            </w:r>
-            <w:hyperlink r:id="rId10" w:history="1">
-              <w:r>
-                <w:rPr>
-                  <w:rStyle w:val="Lienhypertexte"/>
-                </w:rPr>
-                <w:t>https://github.com/LThuillier/Code-portfolio</w:t>
-              </w:r>
-            </w:hyperlink>
-          </w:p>
-          <w:p>
-            <w:pPr>
-              <w:pStyle w:val="TableParagraph"/>
-              <w:numPr>
-                <w:ilvl w:val="0"/>
-                <w:numId w:val="3"/>
-              </w:numPr>
-              <w:tabs>
-                <w:tab w:val="left" w:pos="724"/>
-              </w:tabs>
-              <w:spacing w:line="232" w:lineRule="exact"/>
-              <w:rPr>
-                <w:rFonts w:ascii="Arial" w:hAnsi="Arial"/>
-                <w:b/>
-                <w:sz w:val="13"/>
-              </w:rPr>
-            </w:pPr>
             <w:r>
               <w:rPr>
                 <w:rFonts w:ascii="Arial" w:hAnsi="Arial"/>
@@ -4075,17 +4040,9 @@
             <w:r>
               <w:t xml:space="preserve"> </w:t>
             </w:r>
-            <w:hyperlink r:id="rId11" w:history="1">
-              <w:r>
-                <w:rPr>
-                  <w:rStyle w:val="Lienhypertexte"/>
-                  <w:rFonts w:ascii="Arial" w:hAnsi="Arial"/>
-                  <w:bCs/>
-                  <w:spacing w:val="-2"/>
-                </w:rPr>
-                <w:t>https://bitbucket.org/3faceme/bb2/src/lise/</w:t>
-              </w:r>
-            </w:hyperlink>
+            <w:r>
+              <w:t>https://gitlab.com/lthuillier-group/LivreDeRecettes</w:t>
+            </w:r>
           </w:p>
           <w:p>
             <w:pPr>
@@ -4118,15 +4075,6 @@
                 <w:spacing w:val="-2"/>
               </w:rPr>
             </w:pPr>
-            <w:r>
-              <w:rPr>
-                <w:rFonts w:ascii="Arial" w:hAnsi="Arial"/>
-                <w:b/>
-                <w:bCs/>
-                <w:spacing w:val="-2"/>
-              </w:rPr>
-              <w:t xml:space="preserve">Compte de test : </w:t>
-            </w:r>
           </w:p>
           <w:p>
             <w:pPr>
@@ -4150,16 +4098,7 @@
                 <w:bCs/>
                 <w:spacing w:val="-2"/>
               </w:rPr>
-              <w:t>Email :</w:t>
-            </w:r>
-            <w:r>
-              <w:rPr>
-                <w:rFonts w:ascii="Arial" w:hAnsi="Arial"/>
-                <w:b/>
-                <w:bCs/>
-                <w:spacing w:val="-2"/>
-              </w:rPr>
-              <w:t xml:space="preserve"> lise.thuillier@aftec.org</w:t>
+              <w:t xml:space="preserve">Compte administrateur : </w:t>
             </w:r>
           </w:p>
           <w:p>
@@ -4177,7 +4116,6 @@
                 <w:spacing w:val="-2"/>
               </w:rPr>
             </w:pPr>
-            <w:proofErr w:type="spellStart"/>
             <w:r>
               <w:rPr>
                 <w:rFonts w:ascii="Arial" w:hAnsi="Arial"/>
@@ -4185,94 +4123,9 @@
                 <w:bCs/>
                 <w:spacing w:val="-2"/>
               </w:rPr>
-              <w:t>Password</w:t>
-            </w:r>
-            <w:proofErr w:type="spellEnd"/>
-            <w:r>
-              <w:rPr>
-                <w:rFonts w:ascii="Arial" w:hAnsi="Arial"/>
-                <w:b/>
-                <w:bCs/>
-                <w:spacing w:val="-2"/>
-              </w:rPr>
-              <w:t xml:space="preserve"> : </w:t>
-            </w:r>
-            <w:r>
-              <w:rPr>
-                <w:rFonts w:ascii="Arial" w:hAnsi="Arial"/>
-                <w:b/>
-                <w:bCs/>
-                <w:spacing w:val="-2"/>
-              </w:rPr>
-              <w:t>1234 !</w:t>
-            </w:r>
-          </w:p>
-          <w:p>
-            <w:pPr>
-              <w:pStyle w:val="TableParagraph"/>
-              <w:tabs>
-                <w:tab w:val="left" w:pos="724"/>
-              </w:tabs>
-              <w:spacing w:line="232" w:lineRule="exact"/>
-              <w:ind w:left="724"/>
-              <w:rPr>
-                <w:rFonts w:ascii="Arial" w:hAnsi="Arial"/>
-                <w:b/>
-                <w:bCs/>
-                <w:spacing w:val="-2"/>
-              </w:rPr>
-            </w:pPr>
-          </w:p>
-          <w:p>
-            <w:pPr>
-              <w:pStyle w:val="TableParagraph"/>
-              <w:tabs>
-                <w:tab w:val="left" w:pos="724"/>
-              </w:tabs>
-              <w:spacing w:line="232" w:lineRule="exact"/>
-              <w:ind w:left="724"/>
-              <w:rPr>
-                <w:rFonts w:ascii="Arial" w:hAnsi="Arial"/>
-                <w:b/>
-                <w:bCs/>
-                <w:spacing w:val="-2"/>
-              </w:rPr>
-            </w:pPr>
-            <w:r>
-              <w:rPr>
-                <w:rFonts w:ascii="Arial" w:hAnsi="Arial"/>
-                <w:b/>
-                <w:bCs/>
-                <w:spacing w:val="-2"/>
-              </w:rPr>
-              <w:t xml:space="preserve">Compte administrateur : </w:t>
-            </w:r>
-          </w:p>
-          <w:p>
-            <w:pPr>
-              <w:pStyle w:val="TableParagraph"/>
-              <w:tabs>
-                <w:tab w:val="left" w:pos="724"/>
-              </w:tabs>
-              <w:spacing w:line="232" w:lineRule="exact"/>
-              <w:ind w:left="724"/>
-              <w:rPr>
-                <w:rFonts w:ascii="Arial" w:hAnsi="Arial"/>
-                <w:b/>
-                <w:bCs/>
-                <w:spacing w:val="-2"/>
-              </w:rPr>
-            </w:pPr>
-            <w:r>
-              <w:rPr>
-                <w:rFonts w:ascii="Arial" w:hAnsi="Arial"/>
-                <w:b/>
-                <w:bCs/>
-                <w:spacing w:val="-2"/>
-              </w:rPr>
               <w:t xml:space="preserve">Email : </w:t>
             </w:r>
-            <w:hyperlink r:id="rId12" w:tgtFrame="_blank" w:history="1">
+            <w:hyperlink r:id="rId9" w:tgtFrame="_blank" w:history="1">
               <w:r>
                 <w:rPr>
                   <w:rStyle w:val="Lienhypertexte"/>
@@ -4372,190 +4225,6 @@
               </w:tabs>
               <w:spacing w:line="232" w:lineRule="exact"/>
               <w:ind w:left="724"/>
-              <w:rPr>
-                <w:rFonts w:ascii="Arial" w:hAnsi="Arial"/>
-                <w:b/>
-              </w:rPr>
-            </w:pPr>
-            <w:proofErr w:type="spellStart"/>
-            <w:r>
-              <w:rPr>
-                <w:rFonts w:ascii="Arial" w:hAnsi="Arial"/>
-                <w:b/>
-              </w:rPr>
-              <w:t>Acces</w:t>
-            </w:r>
-            <w:proofErr w:type="spellEnd"/>
-            <w:r>
-              <w:rPr>
-                <w:rFonts w:ascii="Arial" w:hAnsi="Arial"/>
-                <w:b/>
-              </w:rPr>
-              <w:t xml:space="preserve"> </w:t>
-            </w:r>
-            <w:proofErr w:type="spellStart"/>
-            <w:r>
-              <w:rPr>
-                <w:rFonts w:ascii="Arial" w:hAnsi="Arial"/>
-                <w:b/>
-              </w:rPr>
-              <w:t>PHpmyadmin</w:t>
-            </w:r>
-            <w:proofErr w:type="spellEnd"/>
-            <w:r>
-              <w:rPr>
-                <w:rFonts w:ascii="Arial" w:hAnsi="Arial"/>
-                <w:b/>
-              </w:rPr>
-              <w:t xml:space="preserve"> : </w:t>
-            </w:r>
-          </w:p>
-          <w:p>
-            <w:pPr>
-              <w:pStyle w:val="TableParagraph"/>
-              <w:numPr>
-                <w:ilvl w:val="0"/>
-                <w:numId w:val="3"/>
-              </w:numPr>
-              <w:tabs>
-                <w:tab w:val="left" w:pos="724"/>
-              </w:tabs>
-              <w:spacing w:line="232" w:lineRule="exact"/>
-              <w:rPr>
-                <w:rFonts w:ascii="Arial" w:hAnsi="Arial"/>
-                <w:b/>
-                <w:sz w:val="13"/>
-                <w:lang w:val="en-GB"/>
-              </w:rPr>
-            </w:pPr>
-            <w:proofErr w:type="gramStart"/>
-            <w:r>
-              <w:rPr>
-                <w:rFonts w:ascii="Arial" w:hAnsi="Arial"/>
-                <w:b/>
-                <w:lang w:val="en-GB"/>
-              </w:rPr>
-              <w:t>URL :</w:t>
-            </w:r>
-            <w:proofErr w:type="gramEnd"/>
-            <w:r>
-              <w:rPr>
-                <w:rFonts w:ascii="Arial" w:hAnsi="Arial"/>
-                <w:b/>
-                <w:lang w:val="en-GB"/>
-              </w:rPr>
-              <w:t xml:space="preserve"> </w:t>
-            </w:r>
-            <w:hyperlink r:id="rId13" w:history="1">
-              <w:r>
-                <w:rPr>
-                  <w:rStyle w:val="Lienhypertexte"/>
-                  <w:rFonts w:ascii="Arial" w:hAnsi="Arial"/>
-                  <w:b/>
-                  <w:lang w:val="en-GB"/>
-                </w:rPr>
-                <w:t>http://192.168.56.111/phpmyadmin/index.php?route=/&amp;route=%2F</w:t>
-              </w:r>
-            </w:hyperlink>
-          </w:p>
-          <w:p>
-            <w:pPr>
-              <w:pStyle w:val="TableParagraph"/>
-              <w:numPr>
-                <w:ilvl w:val="0"/>
-                <w:numId w:val="3"/>
-              </w:numPr>
-              <w:tabs>
-                <w:tab w:val="left" w:pos="724"/>
-              </w:tabs>
-              <w:spacing w:line="232" w:lineRule="exact"/>
-              <w:rPr>
-                <w:rFonts w:ascii="Arial" w:hAnsi="Arial"/>
-                <w:b/>
-                <w:sz w:val="13"/>
-              </w:rPr>
-            </w:pPr>
-            <w:r>
-              <w:rPr>
-                <w:rFonts w:ascii="Arial" w:hAnsi="Arial"/>
-                <w:b/>
-              </w:rPr>
-              <w:t>User</w:t>
-            </w:r>
-            <w:r>
-              <w:rPr>
-                <w:rFonts w:ascii="Arial" w:hAnsi="Arial"/>
-                <w:b/>
-              </w:rPr>
-              <w:t xml:space="preserve"> : </w:t>
-            </w:r>
-            <w:proofErr w:type="spellStart"/>
-            <w:r>
-              <w:rPr>
-                <w:rFonts w:ascii="Arial" w:hAnsi="Arial"/>
-                <w:b/>
-              </w:rPr>
-              <w:t>laravel</w:t>
-            </w:r>
-            <w:proofErr w:type="spellEnd"/>
-            <w:r>
-              <w:rPr>
-                <w:rFonts w:ascii="Arial" w:hAnsi="Arial"/>
-                <w:b/>
-              </w:rPr>
-              <w:t>-user</w:t>
-            </w:r>
-          </w:p>
-          <w:p>
-            <w:pPr>
-              <w:pStyle w:val="TableParagraph"/>
-              <w:numPr>
-                <w:ilvl w:val="0"/>
-                <w:numId w:val="3"/>
-              </w:numPr>
-              <w:tabs>
-                <w:tab w:val="left" w:pos="724"/>
-              </w:tabs>
-              <w:spacing w:line="232" w:lineRule="exact"/>
-              <w:rPr>
-                <w:rFonts w:ascii="Arial" w:hAnsi="Arial"/>
-                <w:b/>
-                <w:sz w:val="13"/>
-              </w:rPr>
-            </w:pPr>
-            <w:proofErr w:type="spellStart"/>
-            <w:r>
-              <w:rPr>
-                <w:rFonts w:ascii="Arial" w:hAnsi="Arial"/>
-                <w:b/>
-              </w:rPr>
-              <w:t>Password</w:t>
-            </w:r>
-            <w:proofErr w:type="spellEnd"/>
-            <w:r>
-              <w:rPr>
-                <w:rFonts w:ascii="Arial" w:hAnsi="Arial"/>
-                <w:b/>
-              </w:rPr>
-              <w:t xml:space="preserve"> : </w:t>
-            </w:r>
-            <w:proofErr w:type="spellStart"/>
-            <w:r>
-              <w:rPr>
-                <w:rFonts w:ascii="Arial" w:hAnsi="Arial"/>
-                <w:b/>
-              </w:rPr>
-              <w:t>password</w:t>
-            </w:r>
-            <w:proofErr w:type="spellEnd"/>
-          </w:p>
-          <w:p>
-            <w:pPr>
-              <w:pStyle w:val="TableParagraph"/>
-              <w:tabs>
-                <w:tab w:val="left" w:pos="724"/>
-              </w:tabs>
-              <w:spacing w:line="232" w:lineRule="exact"/>
               <w:rPr>
                 <w:rFonts w:ascii="Arial" w:hAnsi="Arial"/>
                 <w:b/>
@@ -5057,7 +4726,6 @@
                 <w:noProof/>
                 <w:sz w:val="20"/>
               </w:rPr>
-              <w:lastRenderedPageBreak/>
               <mc:AlternateContent>
                 <mc:Choice Requires="wps">
                   <w:drawing>
@@ -6093,7 +5761,7 @@
                           <pic:cNvPicPr/>
                         </pic:nvPicPr>
                         <pic:blipFill>
-                          <a:blip r:embed="rId14"/>
+                          <a:blip r:embed="rId10"/>
                           <a:stretch>
                             <a:fillRect/>
                           </a:stretch>
@@ -6137,7 +5805,6 @@
               <w:rPr>
                 <w:sz w:val="24"/>
               </w:rPr>
-              <w:lastRenderedPageBreak/>
               <w:t xml:space="preserve">Montrer les classes diagramme de séquence : </w:t>
             </w:r>
           </w:p>
@@ -6162,8 +5829,10 @@
             </w:pPr>
             <w:r>
               <w:rPr>
+                <w:noProof/>
                 <w:sz w:val="24"/>
               </w:rPr>
+              <w:lastRenderedPageBreak/>
               <w:drawing>
                 <wp:inline distT="0" distB="0" distL="0" distR="0" wp14:anchorId="2EEB4224" wp14:editId="12551DA5">
                   <wp:extent cx="6096000" cy="3876675"/>
@@ -6180,7 +5849,7 @@
                           <pic:cNvPicPr/>
                         </pic:nvPicPr>
                         <pic:blipFill>
-                          <a:blip r:embed="rId15"/>
+                          <a:blip r:embed="rId11"/>
                           <a:stretch>
                             <a:fillRect/>
                           </a:stretch>
@@ -15881,6 +15550,7 @@
   <w:style w:type="character" w:default="1" w:styleId="Policepardfaut">
     <w:name w:val="Default Paragraph Font"/>
     <w:uiPriority w:val="1"/>
+    <w:semiHidden/>
     <w:unhideWhenUsed/>
   </w:style>
   <w:style w:type="table" w:default="1" w:styleId="TableauNormal">
